--- a/india_monitor_data/rag/documents/Strike_Intelligence/Mexico_Strike_Intelligence.docx
+++ b/india_monitor_data/rag/documents/Strike_Intelligence/Mexico_Strike_Intelligence.docx
@@ -15,9 +15,9 @@
       <w:r>
         <w:t>Monitored Freight Hub: Mexico Logistics Cluster</w:t>
         <w:br/>
-        <w:t>Generated: 2026-09-08 14:22:29 | Total Disruption Incidents Analyzed: 7</w:t>
+        <w:t>Generated: 2026-09-09 16:49:44 | Total Disruption Incidents Analyzed: 9</w:t>
         <w:br/>
-        <w:t>Disruption Severity Breakdown: 🔴 HIGH: 0 | 🟡 MEDIUM: 5 | 🟢 LOW: 2</w:t>
+        <w:t>Disruption Severity Breakdown: 🔴 HIGH: 0 | 🟡 MEDIUM: 6 | 🟢 LOW: 3</w:t>
       </w:r>
     </w:p>
     <w:p>
@@ -122,6 +122,114 @@
           </w:tcPr>
           <w:p>
             <w:r>
+              <w:t>Truck</w:t>
+            </w:r>
+          </w:p>
+        </w:tc>
+        <w:tc>
+          <w:tcPr>
+            <w:tcW w:type="dxa" w:w="1728"/>
+          </w:tcPr>
+          <w:p>
+            <w:r>
+              <w:t>Mexico truckers block key freight routes in nationwide strike</w:t>
+            </w:r>
+          </w:p>
+        </w:tc>
+        <w:tc>
+          <w:tcPr>
+            <w:tcW w:type="dxa" w:w="1728"/>
+          </w:tcPr>
+          <w:p>
+            <w:r>
+              <w:t>🟡 MEDIUM</w:t>
+            </w:r>
+          </w:p>
+        </w:tc>
+      </w:tr>
+      <w:tr>
+        <w:tc>
+          <w:tcPr>
+            <w:tcW w:type="dxa" w:w="1728"/>
+          </w:tcPr>
+          <w:p>
+            <w:r>
+              <w:t>INC-MEX-02</w:t>
+              <w:br/>
+              <w:t>(None)</w:t>
+            </w:r>
+          </w:p>
+        </w:tc>
+        <w:tc>
+          <w:tcPr>
+            <w:tcW w:type="dxa" w:w="1728"/>
+          </w:tcPr>
+          <w:p>
+            <w:r>
+              <w:t>Unknown</w:t>
+            </w:r>
+          </w:p>
+        </w:tc>
+        <w:tc>
+          <w:tcPr>
+            <w:tcW w:type="dxa" w:w="1728"/>
+          </w:tcPr>
+          <w:p>
+            <w:r>
+              <w:t>Railway</w:t>
+            </w:r>
+          </w:p>
+        </w:tc>
+        <w:tc>
+          <w:tcPr>
+            <w:tcW w:type="dxa" w:w="1728"/>
+          </w:tcPr>
+          <w:p>
+            <w:r>
+              <w:t>CIIT Investigates Another Line Z Rail Incident</w:t>
+            </w:r>
+          </w:p>
+        </w:tc>
+        <w:tc>
+          <w:tcPr>
+            <w:tcW w:type="dxa" w:w="1728"/>
+          </w:tcPr>
+          <w:p>
+            <w:r>
+              <w:t>🟢 LOW</w:t>
+            </w:r>
+          </w:p>
+        </w:tc>
+      </w:tr>
+      <w:tr>
+        <w:tc>
+          <w:tcPr>
+            <w:tcW w:type="dxa" w:w="1728"/>
+          </w:tcPr>
+          <w:p>
+            <w:r>
+              <w:t>INC-MEX-03</w:t>
+              <w:br/>
+              <w:t>(None)</w:t>
+            </w:r>
+          </w:p>
+        </w:tc>
+        <w:tc>
+          <w:tcPr>
+            <w:tcW w:type="dxa" w:w="1728"/>
+          </w:tcPr>
+          <w:p>
+            <w:r>
+              <w:t>Unknown</w:t>
+            </w:r>
+          </w:p>
+        </w:tc>
+        <w:tc>
+          <w:tcPr>
+            <w:tcW w:type="dxa" w:w="1728"/>
+          </w:tcPr>
+          <w:p>
+            <w:r>
               <w:t>Customs_Border</w:t>
             </w:r>
           </w:p>
@@ -154,7 +262,7 @@
           </w:tcPr>
           <w:p>
             <w:r>
-              <w:t>INC-MEX-02</w:t>
+              <w:t>INC-MEX-04</w:t>
               <w:br/>
               <w:t>(None)</w:t>
             </w:r>
@@ -208,7 +316,7 @@
           </w:tcPr>
           <w:p>
             <w:r>
-              <w:t>INC-MEX-03</w:t>
+              <w:t>INC-MEX-05</w:t>
               <w:br/>
               <w:t>(None)</w:t>
             </w:r>
@@ -262,7 +370,7 @@
           </w:tcPr>
           <w:p>
             <w:r>
-              <w:t>INC-MEX-04</w:t>
+              <w:t>INC-MEX-06</w:t>
               <w:br/>
               <w:t>(None)</w:t>
             </w:r>
@@ -316,7 +424,7 @@
           </w:tcPr>
           <w:p>
             <w:r>
-              <w:t>INC-MEX-05</w:t>
+              <w:t>INC-MEX-07</w:t>
               <w:br/>
               <w:t>(None)</w:t>
             </w:r>
@@ -370,7 +478,7 @@
           </w:tcPr>
           <w:p>
             <w:r>
-              <w:t>INC-MEX-06</w:t>
+              <w:t>INC-MEX-08</w:t>
               <w:br/>
               <w:t>(None)</w:t>
             </w:r>
@@ -424,7 +532,7 @@
           </w:tcPr>
           <w:p>
             <w:r>
-              <w:t>INC-MEX-07</w:t>
+              <w:t>INC-MEX-09</w:t>
               <w:br/>
               <w:t>(None)</w:t>
             </w:r>
